--- a/compliance/template/CERT-In_Incident_Reporting_Form.docx
+++ b/compliance/template/CERT-In_Incident_Reporting_Form.docx
@@ -180,11 +180,11 @@
             </w:r>
             <w:r>
               <w:rPr>
-                <w:rFonts w:ascii="Wingdings" w:eastAsia="Wingdings" w:hAnsi="Wingdings" w:cs="Wingdings"/>
+                <w:rFonts w:ascii="DejaVu Sans" w:eastAsia="Wingdings" w:hAnsi="DejaVu Sans" w:cs="DejaVu Sans"/>
                 <w:b w:val="0"/>
                 <w:sz w:val="19"/>
               </w:rPr>
-              <w:t></w:t>
+              <w:t>☐</w:t>
             </w:r>
             <w:r>
               <w:rPr>
@@ -203,11 +203,11 @@
             </w:r>
             <w:r>
               <w:rPr>
-                <w:rFonts w:ascii="Wingdings" w:eastAsia="Wingdings" w:hAnsi="Wingdings" w:cs="Wingdings"/>
+                <w:rFonts w:ascii="DejaVu Sans" w:eastAsia="Wingdings" w:hAnsi="DejaVu Sans" w:cs="DejaVu Sans"/>
                 <w:b w:val="0"/>
                 <w:sz w:val="19"/>
               </w:rPr>
-              <w:t></w:t>
+              <w:t>☐</w:t>
             </w:r>
             <w:r>
               <w:rPr>
@@ -346,11 +346,11 @@
             </w:r>
             <w:r>
               <w:rPr>
-                <w:rFonts w:ascii="Wingdings" w:eastAsia="Wingdings" w:hAnsi="Wingdings" w:cs="Wingdings"/>
+                <w:rFonts w:ascii="DejaVu Sans" w:eastAsia="Wingdings" w:hAnsi="DejaVu Sans" w:cs="DejaVu Sans"/>
                 <w:b w:val="0"/>
                 <w:sz w:val="19"/>
               </w:rPr>
-              <w:t></w:t>
+              <w:t>☐</w:t>
             </w:r>
             <w:r>
               <w:rPr>
@@ -369,11 +369,11 @@
             </w:r>
             <w:r>
               <w:rPr>
-                <w:rFonts w:ascii="Wingdings" w:eastAsia="Wingdings" w:hAnsi="Wingdings" w:cs="Wingdings"/>
+                <w:rFonts w:ascii="DejaVu Sans" w:eastAsia="Wingdings" w:hAnsi="DejaVu Sans" w:cs="DejaVu Sans"/>
                 <w:b w:val="0"/>
                 <w:sz w:val="19"/>
               </w:rPr>
-              <w:t></w:t>
+              <w:t>☐</w:t>
             </w:r>
             <w:r>
               <w:rPr>
@@ -788,755 +788,443 @@
           </w:tcPr>
           <w:p>
             <w:pPr>
-              <w:numPr>
-                <w:ilvl w:val="0"/>
-                <w:numId w:val="1"/>
-              </w:numPr>
-              <w:spacing w:after="30" w:line="324" w:lineRule="auto"/>
-              <w:ind w:right="0" w:hanging="216"/>
-              <w:jc w:val="left"/>
-            </w:pPr>
-            <w:r>
-              <w:rPr>
-                <w:b w:val="0"/>
-                <w:sz w:val="18"/>
-              </w:rPr>
-              <w:t xml:space="preserve">Targeted scanning/probing of critical </w:t>
-            </w:r>
-            <w:r>
-              <w:rPr>
-                <w:b w:val="0"/>
-                <w:sz w:val="18"/>
-              </w:rPr>
-              <w:tab/>
-            </w:r>
-            <w:r>
-              <w:rPr>
-                <w:rFonts w:ascii="Wingdings" w:eastAsia="Wingdings" w:hAnsi="Wingdings" w:cs="Wingdings"/>
-                <w:b w:val="0"/>
-                <w:sz w:val="18"/>
-              </w:rPr>
-              <w:t></w:t>
-            </w:r>
-            <w:r>
-              <w:rPr>
-                <w:rFonts w:ascii="Arial" w:eastAsia="Arial" w:hAnsi="Arial" w:cs="Arial"/>
-                <w:b w:val="0"/>
-                <w:sz w:val="18"/>
-              </w:rPr>
-              <w:t xml:space="preserve"> </w:t>
-            </w:r>
-            <w:r>
-              <w:rPr>
-                <w:b w:val="0"/>
-                <w:sz w:val="18"/>
-              </w:rPr>
-              <w:t xml:space="preserve">Data Breach </w:t>
-            </w:r>
-            <w:r>
-              <w:rPr>
-                <w:b w:val="0"/>
-                <w:sz w:val="18"/>
-              </w:rPr>
-              <w:tab/>
-            </w:r>
-            <w:r>
-              <w:rPr>
-                <w:rFonts w:ascii="Wingdings" w:eastAsia="Wingdings" w:hAnsi="Wingdings" w:cs="Wingdings"/>
-                <w:b w:val="0"/>
-                <w:sz w:val="18"/>
-              </w:rPr>
-              <w:t></w:t>
-            </w:r>
-            <w:r>
-              <w:rPr>
-                <w:rFonts w:ascii="Arial" w:eastAsia="Arial" w:hAnsi="Arial" w:cs="Arial"/>
-                <w:b w:val="0"/>
-                <w:sz w:val="18"/>
-              </w:rPr>
-              <w:t xml:space="preserve"> </w:t>
-            </w:r>
-            <w:r>
-              <w:rPr>
-                <w:b w:val="0"/>
-                <w:sz w:val="18"/>
-              </w:rPr>
-              <w:t xml:space="preserve">Attacks or malicious/suspicious activities networks/systems </w:t>
-            </w:r>
-            <w:r>
-              <w:rPr>
-                <w:b w:val="0"/>
-                <w:sz w:val="18"/>
-              </w:rPr>
-              <w:tab/>
-            </w:r>
-            <w:r>
-              <w:rPr>
-                <w:rFonts w:ascii="Wingdings" w:eastAsia="Wingdings" w:hAnsi="Wingdings" w:cs="Wingdings"/>
-                <w:b w:val="0"/>
-                <w:sz w:val="18"/>
-              </w:rPr>
-              <w:t></w:t>
-            </w:r>
-            <w:r>
-              <w:rPr>
-                <w:rFonts w:ascii="Arial" w:eastAsia="Arial" w:hAnsi="Arial" w:cs="Arial"/>
-                <w:b w:val="0"/>
-                <w:sz w:val="18"/>
-              </w:rPr>
-              <w:t xml:space="preserve"> </w:t>
-            </w:r>
-            <w:r>
-              <w:rPr>
-                <w:b w:val="0"/>
-                <w:sz w:val="18"/>
-              </w:rPr>
-              <w:t xml:space="preserve">Data Leak </w:t>
-            </w:r>
-            <w:r>
-              <w:rPr>
-                <w:b w:val="0"/>
-                <w:sz w:val="18"/>
-              </w:rPr>
-              <w:tab/>
-              <w:t xml:space="preserve">affecting systems/ servers/ networks/ </w:t>
-            </w:r>
-          </w:p>
-          <w:p>
-            <w:pPr>
-              <w:numPr>
-                <w:ilvl w:val="0"/>
-                <w:numId w:val="1"/>
-              </w:numPr>
-              <w:spacing w:after="93"/>
-              <w:ind w:right="0" w:hanging="216"/>
-              <w:jc w:val="left"/>
-            </w:pPr>
-            <w:r>
-              <w:rPr>
-                <w:b w:val="0"/>
-                <w:sz w:val="18"/>
-              </w:rPr>
-              <w:t xml:space="preserve">Compromise of critical systems/information </w:t>
-            </w:r>
-            <w:r>
-              <w:rPr>
-                <w:b w:val="0"/>
-                <w:sz w:val="18"/>
-              </w:rPr>
-              <w:tab/>
-            </w:r>
-            <w:r>
-              <w:rPr>
-                <w:rFonts w:ascii="Wingdings" w:eastAsia="Wingdings" w:hAnsi="Wingdings" w:cs="Wingdings"/>
-                <w:b w:val="0"/>
-                <w:sz w:val="18"/>
-              </w:rPr>
-              <w:t></w:t>
-            </w:r>
-            <w:r>
-              <w:rPr>
-                <w:rFonts w:ascii="Arial" w:eastAsia="Arial" w:hAnsi="Arial" w:cs="Arial"/>
-                <w:b w:val="0"/>
-                <w:sz w:val="18"/>
-              </w:rPr>
-              <w:t xml:space="preserve"> </w:t>
-            </w:r>
-            <w:r>
-              <w:rPr>
-                <w:b w:val="0"/>
-                <w:sz w:val="18"/>
-              </w:rPr>
-              <w:t xml:space="preserve">Attacks on Internet of Things (IoT) devices </w:t>
-            </w:r>
-            <w:r>
-              <w:rPr>
-                <w:b w:val="0"/>
-                <w:sz w:val="18"/>
-              </w:rPr>
-              <w:tab/>
-              <w:t xml:space="preserve">software/ applications related to Big Data, </w:t>
-            </w:r>
-          </w:p>
-          <w:p>
-            <w:pPr>
-              <w:numPr>
-                <w:ilvl w:val="0"/>
-                <w:numId w:val="1"/>
-              </w:numPr>
-              <w:spacing w:after="135"/>
-              <w:ind w:right="0" w:hanging="216"/>
-              <w:jc w:val="left"/>
-            </w:pPr>
-            <w:r>
-              <w:rPr>
-                <w:b w:val="0"/>
-                <w:sz w:val="18"/>
-              </w:rPr>
-              <w:t xml:space="preserve">Unauthorised access of IT systems/data </w:t>
-            </w:r>
-            <w:r>
-              <w:rPr>
-                <w:b w:val="0"/>
-                <w:sz w:val="18"/>
-              </w:rPr>
-              <w:tab/>
-              <w:t xml:space="preserve">and associated systems, networks, </w:t>
-            </w:r>
-            <w:r>
-              <w:rPr>
-                <w:b w:val="0"/>
-                <w:sz w:val="18"/>
-              </w:rPr>
-              <w:tab/>
-              <w:t xml:space="preserve">Block chain, virtual assets, virtual asset </w:t>
-            </w:r>
-          </w:p>
-          <w:p>
-            <w:pPr>
-              <w:numPr>
-                <w:ilvl w:val="0"/>
-                <w:numId w:val="1"/>
-              </w:numPr>
-              <w:spacing w:after="145"/>
-              <w:ind w:right="0" w:hanging="216"/>
-              <w:jc w:val="left"/>
-            </w:pPr>
-            <w:r>
-              <w:rPr>
-                <w:b w:val="0"/>
-                <w:sz w:val="18"/>
-              </w:rPr>
-              <w:t xml:space="preserve">Defacement or intrusion into the website </w:t>
-            </w:r>
-            <w:r>
-              <w:rPr>
-                <w:b w:val="0"/>
-                <w:sz w:val="18"/>
-              </w:rPr>
-              <w:tab/>
-              <w:t xml:space="preserve">software, servers </w:t>
-            </w:r>
-            <w:r>
-              <w:rPr>
-                <w:b w:val="0"/>
-                <w:sz w:val="18"/>
-              </w:rPr>
-              <w:tab/>
-              <w:t xml:space="preserve">exchanges, custodian wallets, Robotics, 3D </w:t>
-            </w:r>
-          </w:p>
-          <w:p>
-            <w:pPr>
-              <w:numPr>
-                <w:ilvl w:val="0"/>
-                <w:numId w:val="1"/>
-              </w:numPr>
-              <w:spacing w:after="167"/>
-              <w:ind w:right="0" w:hanging="216"/>
-              <w:jc w:val="left"/>
-            </w:pPr>
-            <w:r>
-              <w:rPr>
-                <w:b w:val="0"/>
-                <w:sz w:val="18"/>
-              </w:rPr>
-              <w:t xml:space="preserve">Malicious code attacks </w:t>
-            </w:r>
-            <w:r>
-              <w:rPr>
-                <w:b w:val="0"/>
-                <w:sz w:val="18"/>
-              </w:rPr>
-              <w:tab/>
-            </w:r>
-            <w:r>
-              <w:rPr>
-                <w:rFonts w:ascii="Wingdings" w:eastAsia="Wingdings" w:hAnsi="Wingdings" w:cs="Wingdings"/>
-                <w:b w:val="0"/>
-                <w:sz w:val="18"/>
-              </w:rPr>
-              <w:t></w:t>
-            </w:r>
-            <w:r>
-              <w:rPr>
-                <w:rFonts w:ascii="Arial" w:eastAsia="Arial" w:hAnsi="Arial" w:cs="Arial"/>
-                <w:b w:val="0"/>
-                <w:sz w:val="18"/>
-              </w:rPr>
-              <w:t xml:space="preserve"> </w:t>
-            </w:r>
-            <w:r>
-              <w:rPr>
-                <w:b w:val="0"/>
-                <w:sz w:val="18"/>
-              </w:rPr>
-              <w:t xml:space="preserve">Attacks or incident affecting Digital </w:t>
-            </w:r>
-            <w:r>
-              <w:rPr>
-                <w:b w:val="0"/>
-                <w:sz w:val="18"/>
-              </w:rPr>
-              <w:tab/>
-              <w:t xml:space="preserve">and 4D Printing, additive manufacturing, </w:t>
-            </w:r>
-          </w:p>
-          <w:p>
-            <w:pPr>
-              <w:numPr>
-                <w:ilvl w:val="0"/>
-                <w:numId w:val="1"/>
-              </w:numPr>
-              <w:spacing w:after="0"/>
-              <w:ind w:right="0" w:hanging="216"/>
-              <w:jc w:val="left"/>
-            </w:pPr>
-            <w:r>
-              <w:rPr>
-                <w:b w:val="0"/>
-                <w:sz w:val="18"/>
-              </w:rPr>
-              <w:t xml:space="preserve">Attack on servers such as Database, Mail and DNS </w:t>
-            </w:r>
-            <w:r>
-              <w:rPr>
-                <w:b w:val="0"/>
-                <w:sz w:val="18"/>
-              </w:rPr>
-              <w:tab/>
-              <w:t>Payment systems</w:t>
-            </w:r>
-            <w:r>
-              <w:rPr>
-                <w:b w:val="0"/>
-                <w:sz w:val="28"/>
-                <w:vertAlign w:val="superscript"/>
-              </w:rPr>
-              <w:t xml:space="preserve"> </w:t>
-            </w:r>
-            <w:r>
-              <w:rPr>
-                <w:b w:val="0"/>
-                <w:sz w:val="28"/>
-                <w:vertAlign w:val="superscript"/>
-              </w:rPr>
-              <w:tab/>
-              <w:t xml:space="preserve">Drones </w:t>
-            </w:r>
-          </w:p>
-          <w:p>
-            <w:pPr>
-              <w:tabs>
-                <w:tab w:val="center" w:pos="7265"/>
-              </w:tabs>
-              <w:spacing w:after="153"/>
-              <w:ind w:right="0"/>
-              <w:jc w:val="left"/>
-            </w:pPr>
-            <w:r>
-              <w:rPr>
-                <w:b w:val="0"/>
-                <w:sz w:val="18"/>
-              </w:rPr>
-              <w:t xml:space="preserve">and network devices such as Routers </w:t>
-            </w:r>
-            <w:r>
-              <w:rPr>
-                <w:b w:val="0"/>
-                <w:sz w:val="18"/>
-              </w:rPr>
-              <w:tab/>
-            </w:r>
-            <w:r>
-              <w:rPr>
-                <w:rFonts w:ascii="Wingdings" w:eastAsia="Wingdings" w:hAnsi="Wingdings" w:cs="Wingdings"/>
-                <w:b w:val="0"/>
-                <w:sz w:val="18"/>
-              </w:rPr>
-              <w:t></w:t>
-            </w:r>
-            <w:r>
-              <w:rPr>
-                <w:rFonts w:ascii="Arial" w:eastAsia="Arial" w:hAnsi="Arial" w:cs="Arial"/>
-                <w:b w:val="0"/>
-                <w:sz w:val="18"/>
-              </w:rPr>
-              <w:t xml:space="preserve"> </w:t>
-            </w:r>
-            <w:r>
-              <w:rPr>
-                <w:b w:val="0"/>
-                <w:sz w:val="18"/>
-              </w:rPr>
-              <w:t xml:space="preserve">Attacks through Malicious mobile Apps </w:t>
-            </w:r>
-            <w:r>
-              <w:rPr>
-                <w:rFonts w:ascii="Wingdings" w:eastAsia="Wingdings" w:hAnsi="Wingdings" w:cs="Wingdings"/>
-                <w:b w:val="0"/>
-                <w:sz w:val="18"/>
-              </w:rPr>
-              <w:t></w:t>
-            </w:r>
-            <w:r>
-              <w:rPr>
-                <w:rFonts w:ascii="Arial" w:eastAsia="Arial" w:hAnsi="Arial" w:cs="Arial"/>
-                <w:b w:val="0"/>
-                <w:sz w:val="18"/>
-              </w:rPr>
-              <w:t xml:space="preserve"> </w:t>
-            </w:r>
-            <w:r>
-              <w:rPr>
-                <w:b w:val="0"/>
-                <w:sz w:val="18"/>
-              </w:rPr>
-              <w:t xml:space="preserve">Attacks or malicious/ suspicious activities </w:t>
-            </w:r>
-          </w:p>
-          <w:p>
-            <w:pPr>
-              <w:numPr>
-                <w:ilvl w:val="0"/>
-                <w:numId w:val="1"/>
-              </w:numPr>
-              <w:spacing w:after="51"/>
-              <w:ind w:right="0" w:hanging="216"/>
-              <w:jc w:val="left"/>
-            </w:pPr>
-            <w:r>
-              <w:rPr>
-                <w:b w:val="0"/>
-                <w:sz w:val="18"/>
-              </w:rPr>
-              <w:t xml:space="preserve">Identity Theft, spoofing and phishing attacks </w:t>
-            </w:r>
-            <w:r>
-              <w:rPr>
-                <w:b w:val="0"/>
-                <w:sz w:val="18"/>
-              </w:rPr>
-              <w:tab/>
-            </w:r>
-            <w:r>
-              <w:rPr>
-                <w:rFonts w:ascii="Wingdings" w:eastAsia="Wingdings" w:hAnsi="Wingdings" w:cs="Wingdings"/>
-                <w:b w:val="0"/>
-                <w:sz w:val="18"/>
-              </w:rPr>
-              <w:t></w:t>
-            </w:r>
-            <w:r>
-              <w:rPr>
-                <w:rFonts w:ascii="Arial" w:eastAsia="Arial" w:hAnsi="Arial" w:cs="Arial"/>
-                <w:b w:val="0"/>
-                <w:sz w:val="18"/>
-              </w:rPr>
-              <w:t xml:space="preserve"> </w:t>
-            </w:r>
-            <w:r>
-              <w:rPr>
-                <w:b w:val="0"/>
-                <w:sz w:val="18"/>
-              </w:rPr>
-              <w:t xml:space="preserve">Fake mobile Apps </w:t>
-            </w:r>
-            <w:r>
-              <w:rPr>
-                <w:b w:val="0"/>
-                <w:sz w:val="18"/>
-              </w:rPr>
-              <w:tab/>
-              <w:t xml:space="preserve">affecting systems/ servers/software/ </w:t>
-            </w:r>
-          </w:p>
-          <w:p>
-            <w:pPr>
-              <w:numPr>
-                <w:ilvl w:val="0"/>
-                <w:numId w:val="1"/>
-              </w:numPr>
-              <w:spacing w:after="7"/>
-              <w:ind w:right="0" w:hanging="216"/>
-              <w:jc w:val="left"/>
-            </w:pPr>
-            <w:r>
-              <w:rPr>
-                <w:b w:val="0"/>
-                <w:sz w:val="18"/>
-              </w:rPr>
-              <w:t xml:space="preserve">Unauthorised access to social media </w:t>
-            </w:r>
-            <w:r>
-              <w:rPr>
-                <w:b w:val="0"/>
-                <w:sz w:val="18"/>
-              </w:rPr>
-              <w:tab/>
-              <w:t xml:space="preserve">applications related to Artificial Intelligence </w:t>
-            </w:r>
-          </w:p>
-          <w:p>
-            <w:pPr>
-              <w:numPr>
-                <w:ilvl w:val="0"/>
-                <w:numId w:val="1"/>
-              </w:numPr>
-              <w:spacing w:after="0"/>
-              <w:ind w:right="0" w:hanging="216"/>
-              <w:jc w:val="left"/>
-            </w:pPr>
-            <w:r>
-              <w:rPr>
-                <w:b w:val="0"/>
-                <w:sz w:val="18"/>
-              </w:rPr>
-              <w:t xml:space="preserve">DoS/DDoS attacks </w:t>
-            </w:r>
-            <w:r>
-              <w:rPr>
-                <w:b w:val="0"/>
-                <w:sz w:val="18"/>
-              </w:rPr>
-              <w:tab/>
-              <w:t xml:space="preserve">and Machine Learning </w:t>
-            </w:r>
-          </w:p>
-          <w:p>
-            <w:pPr>
-              <w:spacing w:after="178" w:line="216" w:lineRule="auto"/>
-              <w:ind w:right="1729" w:firstLine="4146"/>
-              <w:jc w:val="left"/>
-            </w:pPr>
-            <w:r>
-              <w:rPr>
-                <w:b w:val="0"/>
-                <w:sz w:val="18"/>
-              </w:rPr>
-              <w:t xml:space="preserve">accounts </w:t>
-            </w:r>
-            <w:r>
-              <w:rPr>
-                <w:rFonts w:ascii="Wingdings" w:eastAsia="Wingdings" w:hAnsi="Wingdings" w:cs="Wingdings"/>
-                <w:b w:val="0"/>
-                <w:sz w:val="18"/>
-              </w:rPr>
-              <w:t></w:t>
-            </w:r>
-            <w:r>
-              <w:rPr>
-                <w:rFonts w:ascii="Arial" w:eastAsia="Arial" w:hAnsi="Arial" w:cs="Arial"/>
-                <w:b w:val="0"/>
-                <w:sz w:val="18"/>
-              </w:rPr>
-              <w:t xml:space="preserve"> </w:t>
-            </w:r>
-            <w:r>
-              <w:rPr>
-                <w:b w:val="0"/>
-                <w:sz w:val="18"/>
-              </w:rPr>
-              <w:t xml:space="preserve">Attacks on Critical infrastructure, SCADA and operational technology systems and Wireless </w:t>
-            </w:r>
-            <w:r>
-              <w:rPr>
-                <w:rFonts w:ascii="Wingdings" w:eastAsia="Wingdings" w:hAnsi="Wingdings" w:cs="Wingdings"/>
-                <w:b w:val="0"/>
-                <w:sz w:val="18"/>
-              </w:rPr>
-              <w:t></w:t>
-            </w:r>
-            <w:r>
-              <w:rPr>
-                <w:rFonts w:ascii="Arial" w:eastAsia="Arial" w:hAnsi="Arial" w:cs="Arial"/>
-                <w:b w:val="0"/>
-                <w:sz w:val="18"/>
-              </w:rPr>
-              <w:t xml:space="preserve"> </w:t>
-            </w:r>
-            <w:r>
-              <w:rPr>
-                <w:b w:val="0"/>
-                <w:sz w:val="18"/>
-              </w:rPr>
-              <w:t xml:space="preserve">Attacks or malicious/ suspicious activities </w:t>
-            </w:r>
-            <w:r>
-              <w:rPr>
-                <w:rFonts w:ascii="Wingdings" w:eastAsia="Wingdings" w:hAnsi="Wingdings" w:cs="Wingdings"/>
-                <w:b w:val="0"/>
-                <w:sz w:val="28"/>
-                <w:vertAlign w:val="superscript"/>
-              </w:rPr>
-              <w:t></w:t>
-            </w:r>
-            <w:r>
-              <w:rPr>
-                <w:rFonts w:ascii="Arial" w:eastAsia="Arial" w:hAnsi="Arial" w:cs="Arial"/>
-                <w:b w:val="0"/>
-                <w:sz w:val="28"/>
-                <w:vertAlign w:val="superscript"/>
-              </w:rPr>
-              <w:t xml:space="preserve"> </w:t>
-            </w:r>
-            <w:r>
-              <w:rPr>
-                <w:b w:val="0"/>
-                <w:sz w:val="18"/>
-              </w:rPr>
-              <w:t xml:space="preserve"> Other (Please Specify) </w:t>
-            </w:r>
-          </w:p>
-          <w:p>
-            <w:pPr>
-              <w:tabs>
-                <w:tab w:val="center" w:pos="5109"/>
-                <w:tab w:val="center" w:pos="9148"/>
-                <w:tab w:val="right" w:pos="10923"/>
-              </w:tabs>
-              <w:spacing w:after="36"/>
-              <w:ind w:right="0"/>
-              <w:jc w:val="left"/>
-            </w:pPr>
-            <w:r>
-              <w:rPr>
-                <w:b w:val="0"/>
-                <w:sz w:val="18"/>
-              </w:rPr>
-              <w:t xml:space="preserve">networks </w:t>
-            </w:r>
-            <w:r>
-              <w:rPr>
-                <w:b w:val="0"/>
-                <w:sz w:val="18"/>
-              </w:rPr>
-              <w:tab/>
-              <w:t xml:space="preserve">affecting Cloud computing </w:t>
-            </w:r>
-            <w:r>
-              <w:rPr>
-                <w:b w:val="0"/>
-                <w:sz w:val="18"/>
-              </w:rPr>
-              <w:tab/>
-              <w:t>----------------------------------------------------------</w:t>
-            </w:r>
-            <w:r>
-              <w:rPr>
-                <w:b w:val="0"/>
-                <w:sz w:val="8"/>
-              </w:rPr>
-              <w:t xml:space="preserve"> </w:t>
-            </w:r>
-            <w:r>
-              <w:rPr>
-                <w:b w:val="0"/>
-                <w:sz w:val="8"/>
-              </w:rPr>
-              <w:tab/>
-            </w:r>
-            <w:r>
-              <w:rPr>
-                <w:b w:val="0"/>
-                <w:sz w:val="18"/>
-              </w:rPr>
-              <w:t xml:space="preserve"> </w:t>
-            </w:r>
-          </w:p>
-          <w:p>
-            <w:pPr>
-              <w:spacing w:after="0"/>
-              <w:ind w:left="219" w:right="0"/>
-              <w:jc w:val="center"/>
-            </w:pPr>
-            <w:r>
-              <w:rPr>
-                <w:b w:val="0"/>
-                <w:sz w:val="18"/>
-              </w:rPr>
-              <w:t xml:space="preserve">systems/servers/software/applications </w:t>
-            </w:r>
-          </w:p>
-          <w:p>
-            <w:pPr>
-              <w:numPr>
-                <w:ilvl w:val="0"/>
-                <w:numId w:val="1"/>
-              </w:numPr>
-              <w:spacing w:after="3"/>
-              <w:ind w:right="0" w:hanging="216"/>
-              <w:jc w:val="left"/>
-            </w:pPr>
-            <w:r>
-              <w:rPr>
-                <w:b w:val="0"/>
-                <w:sz w:val="18"/>
-              </w:rPr>
-              <w:t>Attacks on Application such as E-Governance, E-</w:t>
-            </w:r>
-            <w:r>
-              <w:rPr>
-                <w:b w:val="0"/>
-                <w:sz w:val="18"/>
-              </w:rPr>
-              <w:tab/>
-            </w:r>
-            <w:r>
-              <w:rPr>
-                <w:b w:val="0"/>
-                <w:sz w:val="6"/>
-                <w:vertAlign w:val="superscript"/>
-              </w:rPr>
-              <w:t xml:space="preserve"> </w:t>
-            </w:r>
-          </w:p>
-          <w:p>
-            <w:pPr>
-              <w:tabs>
-                <w:tab w:val="center" w:pos="4016"/>
-                <w:tab w:val="right" w:pos="10923"/>
-              </w:tabs>
-              <w:spacing w:after="0"/>
-              <w:ind w:right="0"/>
-              <w:jc w:val="left"/>
-            </w:pPr>
-            <w:r>
-              <w:rPr>
-                <w:b w:val="0"/>
-                <w:sz w:val="18"/>
-              </w:rPr>
-              <w:t xml:space="preserve">Commerce etc. </w:t>
-            </w:r>
-            <w:r>
-              <w:rPr>
-                <w:b w:val="0"/>
-                <w:sz w:val="18"/>
-              </w:rPr>
-              <w:tab/>
-              <w:t xml:space="preserve"> </w:t>
-            </w:r>
-            <w:r>
-              <w:rPr>
-                <w:b w:val="0"/>
-                <w:sz w:val="18"/>
-              </w:rPr>
-              <w:tab/>
-              <w:t xml:space="preserve">---------------------------------------------------------- </w:t>
-            </w:r>
-          </w:p>
-          <w:p>
-            <w:pPr>
-              <w:spacing w:after="0"/>
-              <w:ind w:right="0"/>
-              <w:jc w:val="left"/>
-            </w:pPr>
-            <w:r>
-              <w:rPr>
-                <w:b w:val="0"/>
-                <w:sz w:val="2"/>
-              </w:rPr>
-              <w:t xml:space="preserve"> </w:t>
+              <w:spacing w:before="0" w:after="20"/>
+              <w:jc w:val="left"/>
+            </w:pPr>
+            <w:r>
+              <w:rPr>
+                <w:rFonts w:ascii="DejaVu Sans" w:hAnsi="DejaVu Sans" w:cs="DejaVu Sans"/>
+                <w:b w:val="0"/>
+                <w:sz w:val="16"/>
+              </w:rPr>
+              <w:t xml:space="preserve">☐  </w:t>
+            </w:r>
+            <w:r>
+              <w:rPr>
+                <w:b w:val="0"/>
+                <w:sz w:val="16"/>
+              </w:rPr>
+              <w:t>Targeted scanning/probing of critical networks/systems</w:t>
+            </w:r>
+          </w:p>
+          <w:p>
+            <w:pPr>
+              <w:spacing w:before="0" w:after="20"/>
+              <w:jc w:val="left"/>
+            </w:pPr>
+            <w:r>
+              <w:rPr>
+                <w:rFonts w:ascii="DejaVu Sans" w:hAnsi="DejaVu Sans" w:cs="DejaVu Sans"/>
+                <w:b w:val="0"/>
+                <w:sz w:val="16"/>
+              </w:rPr>
+              <w:t xml:space="preserve">☐  </w:t>
+            </w:r>
+            <w:r>
+              <w:rPr>
+                <w:b w:val="0"/>
+                <w:sz w:val="16"/>
+              </w:rPr>
+              <w:t>Compromise of critical systems/information</w:t>
+            </w:r>
+          </w:p>
+          <w:p>
+            <w:pPr>
+              <w:spacing w:before="0" w:after="20"/>
+              <w:jc w:val="left"/>
+            </w:pPr>
+            <w:r>
+              <w:rPr>
+                <w:rFonts w:ascii="DejaVu Sans" w:hAnsi="DejaVu Sans" w:cs="DejaVu Sans"/>
+                <w:b w:val="0"/>
+                <w:sz w:val="16"/>
+              </w:rPr>
+              <w:t xml:space="preserve">☐  </w:t>
+            </w:r>
+            <w:r>
+              <w:rPr>
+                <w:b w:val="0"/>
+                <w:sz w:val="16"/>
+              </w:rPr>
+              <w:t>Unauthorised access of IT systems/data</w:t>
+            </w:r>
+          </w:p>
+          <w:p>
+            <w:pPr>
+              <w:spacing w:before="0" w:after="20"/>
+              <w:jc w:val="left"/>
+            </w:pPr>
+            <w:r>
+              <w:rPr>
+                <w:rFonts w:ascii="DejaVu Sans" w:hAnsi="DejaVu Sans" w:cs="DejaVu Sans"/>
+                <w:b w:val="0"/>
+                <w:sz w:val="16"/>
+              </w:rPr>
+              <w:t xml:space="preserve">☐  </w:t>
+            </w:r>
+            <w:r>
+              <w:rPr>
+                <w:b w:val="0"/>
+                <w:sz w:val="16"/>
+              </w:rPr>
+              <w:t>Defacement or intrusion into the website</w:t>
+            </w:r>
+          </w:p>
+          <w:p>
+            <w:pPr>
+              <w:spacing w:before="0" w:after="20"/>
+              <w:jc w:val="left"/>
+            </w:pPr>
+            <w:r>
+              <w:rPr>
+                <w:rFonts w:ascii="DejaVu Sans" w:hAnsi="DejaVu Sans" w:cs="DejaVu Sans"/>
+                <w:b w:val="0"/>
+                <w:sz w:val="16"/>
+              </w:rPr>
+              <w:t xml:space="preserve">☐  </w:t>
+            </w:r>
+            <w:r>
+              <w:rPr>
+                <w:b w:val="0"/>
+                <w:sz w:val="16"/>
+              </w:rPr>
+              <w:t>Malicious code attacks</w:t>
+            </w:r>
+          </w:p>
+          <w:p>
+            <w:pPr>
+              <w:spacing w:before="0" w:after="20"/>
+              <w:jc w:val="left"/>
+            </w:pPr>
+            <w:r>
+              <w:rPr>
+                <w:rFonts w:ascii="DejaVu Sans" w:hAnsi="DejaVu Sans" w:cs="DejaVu Sans"/>
+                <w:b w:val="0"/>
+                <w:sz w:val="16"/>
+              </w:rPr>
+              <w:t xml:space="preserve">☐  </w:t>
+            </w:r>
+            <w:r>
+              <w:rPr>
+                <w:b w:val="0"/>
+                <w:sz w:val="16"/>
+              </w:rPr>
+              <w:t>Attack on servers such as Database, Mail and DNS and network devices such as Routers</w:t>
+            </w:r>
+          </w:p>
+          <w:p>
+            <w:pPr>
+              <w:spacing w:before="0" w:after="20"/>
+              <w:jc w:val="left"/>
+            </w:pPr>
+            <w:r>
+              <w:rPr>
+                <w:rFonts w:ascii="DejaVu Sans" w:hAnsi="DejaVu Sans" w:cs="DejaVu Sans"/>
+                <w:b w:val="0"/>
+                <w:sz w:val="16"/>
+              </w:rPr>
+              <w:t xml:space="preserve">☐  </w:t>
+            </w:r>
+            <w:r>
+              <w:rPr>
+                <w:b w:val="0"/>
+                <w:sz w:val="16"/>
+              </w:rPr>
+              <w:t>Identity Theft, spoofing and phishing attacks</w:t>
+            </w:r>
+          </w:p>
+          <w:p>
+            <w:pPr>
+              <w:spacing w:before="0" w:after="20"/>
+              <w:jc w:val="left"/>
+            </w:pPr>
+            <w:r>
+              <w:rPr>
+                <w:rFonts w:ascii="DejaVu Sans" w:hAnsi="DejaVu Sans" w:cs="DejaVu Sans"/>
+                <w:b w:val="0"/>
+                <w:sz w:val="16"/>
+              </w:rPr>
+              <w:t xml:space="preserve">☐  </w:t>
+            </w:r>
+            <w:r>
+              <w:rPr>
+                <w:b w:val="0"/>
+                <w:sz w:val="16"/>
+              </w:rPr>
+              <w:t>DoS/DDoS attacks</w:t>
+            </w:r>
+          </w:p>
+          <w:p>
+            <w:pPr>
+              <w:spacing w:before="0" w:after="20"/>
+              <w:jc w:val="left"/>
+            </w:pPr>
+            <w:r>
+              <w:rPr>
+                <w:rFonts w:ascii="DejaVu Sans" w:hAnsi="DejaVu Sans" w:cs="DejaVu Sans"/>
+                <w:b w:val="0"/>
+                <w:sz w:val="16"/>
+              </w:rPr>
+              <w:t xml:space="preserve">☐  </w:t>
+            </w:r>
+            <w:r>
+              <w:rPr>
+                <w:b w:val="0"/>
+                <w:sz w:val="16"/>
+              </w:rPr>
+              <w:t>Attacks on Critical infrastructure, SCADA and operational technology systems and Wireless networks</w:t>
+            </w:r>
+          </w:p>
+          <w:p>
+            <w:pPr>
+              <w:spacing w:before="0" w:after="20"/>
+              <w:jc w:val="left"/>
+            </w:pPr>
+            <w:r>
+              <w:rPr>
+                <w:rFonts w:ascii="DejaVu Sans" w:hAnsi="DejaVu Sans" w:cs="DejaVu Sans"/>
+                <w:b w:val="0"/>
+                <w:sz w:val="16"/>
+              </w:rPr>
+              <w:t xml:space="preserve">☐  </w:t>
+            </w:r>
+            <w:r>
+              <w:rPr>
+                <w:b w:val="0"/>
+                <w:sz w:val="16"/>
+              </w:rPr>
+              <w:t>Attacks on Application such as E-Governance, E-Commerce etc.</w:t>
+            </w:r>
+          </w:p>
+          <w:p>
+            <w:pPr>
+              <w:spacing w:before="0" w:after="20"/>
+              <w:jc w:val="left"/>
+            </w:pPr>
+            <w:r>
+              <w:rPr>
+                <w:rFonts w:ascii="DejaVu Sans" w:hAnsi="DejaVu Sans" w:cs="DejaVu Sans"/>
+                <w:b w:val="0"/>
+                <w:sz w:val="16"/>
+              </w:rPr>
+              <w:t xml:space="preserve">☐  </w:t>
+            </w:r>
+            <w:r>
+              <w:rPr>
+                <w:b w:val="0"/>
+                <w:sz w:val="16"/>
+              </w:rPr>
+              <w:t>Data Breach</w:t>
+            </w:r>
+          </w:p>
+          <w:p>
+            <w:pPr>
+              <w:spacing w:before="0" w:after="20"/>
+              <w:jc w:val="left"/>
+            </w:pPr>
+            <w:r>
+              <w:rPr>
+                <w:rFonts w:ascii="DejaVu Sans" w:hAnsi="DejaVu Sans" w:cs="DejaVu Sans"/>
+                <w:b w:val="0"/>
+                <w:sz w:val="16"/>
+              </w:rPr>
+              <w:t xml:space="preserve">☐  </w:t>
+            </w:r>
+            <w:r>
+              <w:rPr>
+                <w:b w:val="0"/>
+                <w:sz w:val="16"/>
+              </w:rPr>
+              <w:t>Data Leak</w:t>
+            </w:r>
+          </w:p>
+          <w:p>
+            <w:pPr>
+              <w:spacing w:before="0" w:after="20"/>
+              <w:jc w:val="left"/>
+            </w:pPr>
+            <w:r>
+              <w:rPr>
+                <w:rFonts w:ascii="DejaVu Sans" w:hAnsi="DejaVu Sans" w:cs="DejaVu Sans"/>
+                <w:b w:val="0"/>
+                <w:sz w:val="16"/>
+              </w:rPr>
+              <w:t xml:space="preserve">☐  </w:t>
+            </w:r>
+            <w:r>
+              <w:rPr>
+                <w:b w:val="0"/>
+                <w:sz w:val="16"/>
+              </w:rPr>
+              <w:t>Attacks on Internet of Things (IoT) devices and associated systems, networks, software, servers</w:t>
+            </w:r>
+          </w:p>
+          <w:p>
+            <w:pPr>
+              <w:spacing w:before="0" w:after="20"/>
+              <w:jc w:val="left"/>
+            </w:pPr>
+            <w:r>
+              <w:rPr>
+                <w:rFonts w:ascii="DejaVu Sans" w:hAnsi="DejaVu Sans" w:cs="DejaVu Sans"/>
+                <w:b w:val="0"/>
+                <w:sz w:val="16"/>
+              </w:rPr>
+              <w:t xml:space="preserve">☐  </w:t>
+            </w:r>
+            <w:r>
+              <w:rPr>
+                <w:b w:val="0"/>
+                <w:sz w:val="16"/>
+              </w:rPr>
+              <w:t>Attacks or incident affecting Digital Payment systems</w:t>
+            </w:r>
+          </w:p>
+          <w:p>
+            <w:pPr>
+              <w:spacing w:before="0" w:after="20"/>
+              <w:jc w:val="left"/>
+            </w:pPr>
+            <w:r>
+              <w:rPr>
+                <w:rFonts w:ascii="DejaVu Sans" w:hAnsi="DejaVu Sans" w:cs="DejaVu Sans"/>
+                <w:b w:val="0"/>
+                <w:sz w:val="16"/>
+              </w:rPr>
+              <w:t xml:space="preserve">☐  </w:t>
+            </w:r>
+            <w:r>
+              <w:rPr>
+                <w:b w:val="0"/>
+                <w:sz w:val="16"/>
+              </w:rPr>
+              <w:t>Attacks through Malicious mobile Apps</w:t>
+            </w:r>
+          </w:p>
+          <w:p>
+            <w:pPr>
+              <w:spacing w:before="0" w:after="20"/>
+              <w:jc w:val="left"/>
+            </w:pPr>
+            <w:r>
+              <w:rPr>
+                <w:rFonts w:ascii="DejaVu Sans" w:hAnsi="DejaVu Sans" w:cs="DejaVu Sans"/>
+                <w:b w:val="0"/>
+                <w:sz w:val="16"/>
+              </w:rPr>
+              <w:t xml:space="preserve">☐  </w:t>
+            </w:r>
+            <w:r>
+              <w:rPr>
+                <w:b w:val="0"/>
+                <w:sz w:val="16"/>
+              </w:rPr>
+              <w:t>Fake mobile Apps</w:t>
+            </w:r>
+          </w:p>
+          <w:p>
+            <w:pPr>
+              <w:spacing w:before="0" w:after="20"/>
+              <w:jc w:val="left"/>
+            </w:pPr>
+            <w:r>
+              <w:rPr>
+                <w:rFonts w:ascii="DejaVu Sans" w:hAnsi="DejaVu Sans" w:cs="DejaVu Sans"/>
+                <w:b w:val="0"/>
+                <w:sz w:val="16"/>
+              </w:rPr>
+              <w:t xml:space="preserve">☐  </w:t>
+            </w:r>
+            <w:r>
+              <w:rPr>
+                <w:b w:val="0"/>
+                <w:sz w:val="16"/>
+              </w:rPr>
+              <w:t>Unauthorised access to social media accounts</w:t>
+            </w:r>
+          </w:p>
+          <w:p>
+            <w:pPr>
+              <w:spacing w:before="0" w:after="20"/>
+              <w:jc w:val="left"/>
+            </w:pPr>
+            <w:r>
+              <w:rPr>
+                <w:rFonts w:ascii="DejaVu Sans" w:hAnsi="DejaVu Sans" w:cs="DejaVu Sans"/>
+                <w:b w:val="0"/>
+                <w:sz w:val="16"/>
+              </w:rPr>
+              <w:t xml:space="preserve">☐  </w:t>
+            </w:r>
+            <w:r>
+              <w:rPr>
+                <w:b w:val="0"/>
+                <w:sz w:val="16"/>
+              </w:rPr>
+              <w:t>Attacks or malicious/ suspicious activities affecting Cloud computing systems/servers/software/applications</w:t>
+            </w:r>
+          </w:p>
+          <w:p>
+            <w:pPr>
+              <w:spacing w:before="0" w:after="20"/>
+              <w:jc w:val="left"/>
+            </w:pPr>
+            <w:r>
+              <w:rPr>
+                <w:rFonts w:ascii="DejaVu Sans" w:hAnsi="DejaVu Sans" w:cs="DejaVu Sans"/>
+                <w:b w:val="0"/>
+                <w:sz w:val="16"/>
+              </w:rPr>
+              <w:t xml:space="preserve">☐  </w:t>
+            </w:r>
+            <w:r>
+              <w:rPr>
+                <w:b w:val="0"/>
+                <w:sz w:val="16"/>
+              </w:rPr>
+              <w:t>Attacks or malicious/suspicious activities affecting systems/ servers/ networks/ software/ applications related to Big Data, Block chain, virtual assets, virtual asset exchanges, custodian wallets, Robotics, 3D and 4D Printing, additive manufacturing, Drones</w:t>
+            </w:r>
+          </w:p>
+          <w:p>
+            <w:pPr>
+              <w:spacing w:before="0" w:after="20"/>
+              <w:jc w:val="left"/>
+            </w:pPr>
+            <w:r>
+              <w:rPr>
+                <w:rFonts w:ascii="DejaVu Sans" w:hAnsi="DejaVu Sans" w:cs="DejaVu Sans"/>
+                <w:b w:val="0"/>
+                <w:sz w:val="16"/>
+              </w:rPr>
+              <w:t xml:space="preserve">☐  </w:t>
+            </w:r>
+            <w:r>
+              <w:rPr>
+                <w:b w:val="0"/>
+                <w:sz w:val="16"/>
+              </w:rPr>
+              <w:t>Attacks or malicious/ suspicious activities affecting systems/ servers/software/ applications related to Artificial Intelligence and Machine Learning</w:t>
+            </w:r>
+          </w:p>
+          <w:p>
+            <w:pPr>
+              <w:spacing w:before="0" w:after="20"/>
+              <w:jc w:val="left"/>
+            </w:pPr>
+            <w:r>
+              <w:rPr>
+                <w:rFonts w:ascii="DejaVu Sans" w:hAnsi="DejaVu Sans" w:cs="DejaVu Sans"/>
+                <w:b w:val="0"/>
+                <w:sz w:val="16"/>
+              </w:rPr>
+              <w:t xml:space="preserve">☐  </w:t>
+            </w:r>
+            <w:r>
+              <w:rPr>
+                <w:b w:val="0"/>
+                <w:sz w:val="16"/>
+              </w:rPr>
+              <w:t>Other (Please Specify)</w:t>
             </w:r>
           </w:p>
         </w:tc>
